--- a/fixtures/two-page/two-page-cover-letter-letter.docx
+++ b/fixtures/two-page/two-page-cover-letter-letter.docx
@@ -127,7 +127,7 @@
         <w:rPr>
           <w:rtl w:val="0"/>
         </w:rPr>
-        <w:t xml:space="preserve">I'm applying for the Vice President of Supply Chain position at Brassmoor Freight Systems. I've spent 15 years in supply chain roles, and for the last five I've run planning, purchasing and logistics for Tennwick Packaging Supply, a $480 million packaging manufacturer with four plants.</w:t>
+        <w:t xml:space="preserve">I'm applying for the Vice President of Supply Chain position at Brassmoor Freight Systems. I've spent 17 years in supply chain roles, and for the last five I've run planning, purchasing and logistics for Tennwick Packaging Supply, a $480 million packaging manufacturer with four plants.</w:t>
       </w:r>
     </w:p>
     <w:p>
